--- a/docs/Bench-to-Bytes.docx
+++ b/docs/Bench-to-Bytes.docx
@@ -63,13 +63,13 @@
         <w:pStyle w:val="Date"/>
       </w:pPr>
       <w:r>
-        <w:t xml:space="preserve">May,</w:t>
+        <w:t xml:space="preserve">June,</w:t>
       </w:r>
       <w:r>
         <w:t xml:space="preserve"> </w:t>
       </w:r>
       <w:r>
-        <w:t xml:space="preserve">2024</w:t>
+        <w:t xml:space="preserve">2025</w:t>
       </w:r>
     </w:p>
     <w:sdt>
@@ -518,7 +518,7 @@
         <w:rPr>
           <w:rStyle w:val="VerbatimChar"/>
         </w:rPr>
-        <w:t xml:space="preserve">##  date     2024-05-30</w:t>
+        <w:t xml:space="preserve">##  date     2025-06-06</w:t>
       </w:r>
       <w:r>
         <w:br/>
@@ -572,7 +572,7 @@
         <w:rPr>
           <w:rStyle w:val="VerbatimChar"/>
         </w:rPr>
-        <w:t xml:space="preserve">##  bookdown      0.39.1  2024-05-23 [1] Github (rstudio/bookdown@f244cf1)</w:t>
+        <w:t xml:space="preserve">##  bookdown      0.41    2024-10-16 [1] CRAN (R 4.3.2)</w:t>
       </w:r>
       <w:r>
         <w:br/>
@@ -590,6 +590,15 @@
         <w:rPr>
           <w:rStyle w:val="VerbatimChar"/>
         </w:rPr>
+        <w:t xml:space="preserve">##  chromote      0.3.1   2024-08-30 [1] CRAN (R 4.3.2)</w:t>
+      </w:r>
+      <w:r>
+        <w:br/>
+      </w:r>
+      <w:r>
+        <w:rPr>
+          <w:rStyle w:val="VerbatimChar"/>
+        </w:rPr>
         <w:t xml:space="preserve">##  cli           3.6.2   2023-12-11 [1] RSPM (R 4.3.0)</w:t>
       </w:r>
       <w:r>
@@ -617,6 +626,15 @@
         <w:rPr>
           <w:rStyle w:val="VerbatimChar"/>
         </w:rPr>
+        <w:t xml:space="preserve">##  dplyr         1.1.4   2023-11-17 [1] RSPM (R 4.3.0)</w:t>
+      </w:r>
+      <w:r>
+        <w:br/>
+      </w:r>
+      <w:r>
+        <w:rPr>
+          <w:rStyle w:val="VerbatimChar"/>
+        </w:rPr>
         <w:t xml:space="preserve">##  ellipsis      0.3.2   2021-04-29 [1] RSPM (R 4.3.0)</w:t>
       </w:r>
       <w:r>
@@ -662,6 +680,15 @@
         <w:rPr>
           <w:rStyle w:val="VerbatimChar"/>
         </w:rPr>
+        <w:t xml:space="preserve">##  generics      0.1.3   2022-07-05 [1] RSPM (R 4.3.0)</w:t>
+      </w:r>
+      <w:r>
+        <w:br/>
+      </w:r>
+      <w:r>
+        <w:rPr>
+          <w:rStyle w:val="VerbatimChar"/>
+        </w:rPr>
         <w:t xml:space="preserve">##  glue          1.7.0   2024-01-09 [1] RSPM (R 4.3.0)</w:t>
       </w:r>
       <w:r>
@@ -716,6 +743,15 @@
         <w:rPr>
           <w:rStyle w:val="VerbatimChar"/>
         </w:rPr>
+        <w:t xml:space="preserve">##  janitor       2.2.0   2023-02-02 [1] RSPM (R 4.3.0)</w:t>
+      </w:r>
+      <w:r>
+        <w:br/>
+      </w:r>
+      <w:r>
+        <w:rPr>
+          <w:rStyle w:val="VerbatimChar"/>
+        </w:rPr>
         <w:t xml:space="preserve">##  jsonlite      1.8.8   2023-12-04 [1] RSPM (R 4.3.0)</w:t>
       </w:r>
       <w:r>
@@ -725,7 +761,7 @@
         <w:rPr>
           <w:rStyle w:val="VerbatimChar"/>
         </w:rPr>
-        <w:t xml:space="preserve">##  knitr         1.46.4  2024-05-23 [1] Github (yihui/knitr@aa34f1b)</w:t>
+        <w:t xml:space="preserve">##  knitr         1.48    2024-07-07 [1] CRAN (R 4.3.2)</w:t>
       </w:r>
       <w:r>
         <w:br/>
@@ -752,6 +788,15 @@
         <w:rPr>
           <w:rStyle w:val="VerbatimChar"/>
         </w:rPr>
+        <w:t xml:space="preserve">##  lubridate     1.9.3   2023-09-27 [1] RSPM (R 4.3.0)</w:t>
+      </w:r>
+      <w:r>
+        <w:br/>
+      </w:r>
+      <w:r>
+        <w:rPr>
+          <w:rStyle w:val="VerbatimChar"/>
+        </w:rPr>
         <w:t xml:space="preserve">##  magrittr      2.0.3   2022-03-30 [1] RSPM (R 4.3.0)</w:t>
       </w:r>
       <w:r>
@@ -797,7 +842,7 @@
         <w:rPr>
           <w:rStyle w:val="VerbatimChar"/>
         </w:rPr>
-        <w:t xml:space="preserve">##  ottrpal       1.2.1   2024-05-23 [1] Github (jhudsl/ottrpal@5d44949)</w:t>
+        <w:t xml:space="preserve">##  ottrpal       1.3.0   2024-10-23 [1] Github (jhudsl/ottrpal@2e19782)</w:t>
       </w:r>
       <w:r>
         <w:br/>
@@ -842,6 +887,15 @@
         <w:rPr>
           <w:rStyle w:val="VerbatimChar"/>
         </w:rPr>
+        <w:t xml:space="preserve">##  processx      3.8.3   2023-12-10 [1] RSPM (R 4.3.0)</w:t>
+      </w:r>
+      <w:r>
+        <w:br/>
+      </w:r>
+      <w:r>
+        <w:rPr>
+          <w:rStyle w:val="VerbatimChar"/>
+        </w:rPr>
         <w:t xml:space="preserve">##  profvis       0.3.8   2023-05-02 [1] RSPM (R 4.3.0)</w:t>
       </w:r>
       <w:r>
@@ -860,6 +914,15 @@
         <w:rPr>
           <w:rStyle w:val="VerbatimChar"/>
         </w:rPr>
+        <w:t xml:space="preserve">##  ps            1.7.6   2024-01-18 [1] RSPM (R 4.3.0)</w:t>
+      </w:r>
+      <w:r>
+        <w:br/>
+      </w:r>
+      <w:r>
+        <w:rPr>
+          <w:rStyle w:val="VerbatimChar"/>
+        </w:rPr>
         <w:t xml:space="preserve">##  purrr         1.0.2   2023-08-10 [1] RSPM (R 4.3.0)</w:t>
       </w:r>
       <w:r>
@@ -905,16 +968,25 @@
         <w:rPr>
           <w:rStyle w:val="VerbatimChar"/>
         </w:rPr>
-        <w:t xml:space="preserve">##  rlang         1.1.3   2024-01-10 [1] CRAN (R 4.3.2)</w:t>
-      </w:r>
-      <w:r>
-        <w:br/>
-      </w:r>
-      <w:r>
-        <w:rPr>
-          <w:rStyle w:val="VerbatimChar"/>
-        </w:rPr>
-        <w:t xml:space="preserve">##  rmarkdown     2.27.1  2024-05-23 [1] Github (rstudio/rmarkdown@e1c93a9)</w:t>
+        <w:t xml:space="preserve">##  rlang         1.1.4   2024-06-04 [1] CRAN (R 4.3.2)</w:t>
+      </w:r>
+      <w:r>
+        <w:br/>
+      </w:r>
+      <w:r>
+        <w:rPr>
+          <w:rStyle w:val="VerbatimChar"/>
+        </w:rPr>
+        <w:t xml:space="preserve">##  rmarkdown     2.25    2023-09-18 [1] RSPM (R 4.3.0)</w:t>
+      </w:r>
+      <w:r>
+        <w:br/>
+      </w:r>
+      <w:r>
+        <w:rPr>
+          <w:rStyle w:val="VerbatimChar"/>
+        </w:rPr>
+        <w:t xml:space="preserve">##  rprojroot     2.0.4   2023-11-05 [1] CRAN (R 4.3.2)</w:t>
       </w:r>
       <w:r>
         <w:br/>
@@ -941,6 +1013,15 @@
         <w:rPr>
           <w:rStyle w:val="VerbatimChar"/>
         </w:rPr>
+        <w:t xml:space="preserve">##  snakecase     0.11.1  2023-08-27 [1] RSPM (R 4.3.0)</w:t>
+      </w:r>
+      <w:r>
+        <w:br/>
+      </w:r>
+      <w:r>
+        <w:rPr>
+          <w:rStyle w:val="VerbatimChar"/>
+        </w:rPr>
         <w:t xml:space="preserve">##  stringi       1.8.3   2023-12-11 [1] RSPM (R 4.3.0)</w:t>
       </w:r>
       <w:r>
@@ -968,6 +1049,24 @@
         <w:rPr>
           <w:rStyle w:val="VerbatimChar"/>
         </w:rPr>
+        <w:t xml:space="preserve">##  tidyselect    1.2.0   2022-10-10 [1] RSPM (R 4.3.0)</w:t>
+      </w:r>
+      <w:r>
+        <w:br/>
+      </w:r>
+      <w:r>
+        <w:rPr>
+          <w:rStyle w:val="VerbatimChar"/>
+        </w:rPr>
+        <w:t xml:space="preserve">##  timechange    0.3.0   2024-01-18 [1] RSPM (R 4.3.0)</w:t>
+      </w:r>
+      <w:r>
+        <w:br/>
+      </w:r>
+      <w:r>
+        <w:rPr>
+          <w:rStyle w:val="VerbatimChar"/>
+        </w:rPr>
         <w:t xml:space="preserve">##  tzdb          0.4.0   2023-05-12 [1] RSPM (R 4.3.0)</w:t>
       </w:r>
       <w:r>
@@ -1013,7 +1112,25 @@
         <w:rPr>
           <w:rStyle w:val="VerbatimChar"/>
         </w:rPr>
-        <w:t xml:space="preserve">##  xfun          0.44.3  2024-05-23 [1] Github (yihui/xfun@4edd599)</w:t>
+        <w:t xml:space="preserve">##  webshot2      0.1.1   2023-08-11 [1] CRAN (R 4.3.2)</w:t>
+      </w:r>
+      <w:r>
+        <w:br/>
+      </w:r>
+      <w:r>
+        <w:rPr>
+          <w:rStyle w:val="VerbatimChar"/>
+        </w:rPr>
+        <w:t xml:space="preserve">##  websocket     1.4.2   2024-07-22 [1] CRAN (R 4.3.2)</w:t>
+      </w:r>
+      <w:r>
+        <w:br/>
+      </w:r>
+      <w:r>
+        <w:rPr>
+          <w:rStyle w:val="VerbatimChar"/>
+        </w:rPr>
+        <w:t xml:space="preserve">##  xfun          0.48    2024-10-03 [1] CRAN (R 4.3.2)</w:t>
       </w:r>
       <w:r>
         <w:br/>
@@ -2531,7 +2648,7 @@
         <w:rPr>
           <w:rStyle w:val="VerbatimChar"/>
         </w:rPr>
-        <w:t xml:space="preserve">##  date     2024-05-30</w:t>
+        <w:t xml:space="preserve">##  date     2025-06-06</w:t>
       </w:r>
       <w:r>
         <w:br/>
@@ -2576,7 +2693,7 @@
         <w:rPr>
           <w:rStyle w:val="VerbatimChar"/>
         </w:rPr>
-        <w:t xml:space="preserve">##  bookdown      0.39.1  2024-05-23 [1] Github (rstudio/bookdown@f244cf1)</w:t>
+        <w:t xml:space="preserve">##  bookdown      0.41    2024-10-16 [1] CRAN (R 4.3.2)</w:t>
       </w:r>
       <w:r>
         <w:br/>
@@ -2693,7 +2810,7 @@
         <w:rPr>
           <w:rStyle w:val="VerbatimChar"/>
         </w:rPr>
-        <w:t xml:space="preserve">##  knitr         1.46.4  2024-05-23 [1] Github (yihui/knitr@aa34f1b)</w:t>
+        <w:t xml:space="preserve">##  knitr         1.48    2024-07-07 [1] CRAN (R 4.3.2)</w:t>
       </w:r>
       <w:r>
         <w:br/>
@@ -2828,16 +2945,16 @@
         <w:rPr>
           <w:rStyle w:val="VerbatimChar"/>
         </w:rPr>
-        <w:t xml:space="preserve">##  rlang         1.1.3   2024-01-10 [1] CRAN (R 4.3.2)</w:t>
-      </w:r>
-      <w:r>
-        <w:br/>
-      </w:r>
-      <w:r>
-        <w:rPr>
-          <w:rStyle w:val="VerbatimChar"/>
-        </w:rPr>
-        <w:t xml:space="preserve">##  rmarkdown     2.27.1  2024-05-23 [1] Github (rstudio/rmarkdown@e1c93a9)</w:t>
+        <w:t xml:space="preserve">##  rlang         1.1.4   2024-06-04 [1] CRAN (R 4.3.2)</w:t>
+      </w:r>
+      <w:r>
+        <w:br/>
+      </w:r>
+      <w:r>
+        <w:rPr>
+          <w:rStyle w:val="VerbatimChar"/>
+        </w:rPr>
+        <w:t xml:space="preserve">##  rmarkdown     2.25    2023-09-18 [1] RSPM (R 4.3.0)</w:t>
       </w:r>
       <w:r>
         <w:br/>
@@ -2909,7 +3026,7 @@
         <w:rPr>
           <w:rStyle w:val="VerbatimChar"/>
         </w:rPr>
-        <w:t xml:space="preserve">##  xfun          0.44.3  2024-05-23 [1] Github (yihui/xfun@4edd599)</w:t>
+        <w:t xml:space="preserve">##  xfun          0.48    2024-10-03 [1] CRAN (R 4.3.2)</w:t>
       </w:r>
       <w:r>
         <w:br/>
